--- a/template_command_large.docx
+++ b/template_command_large.docx
@@ -755,7 +755,6 @@
           <w:rFonts w:ascii="TH SarabunPSK" w:hAnsi="TH SarabunPSK" w:cs="TH SarabunPSK"/>
           <w:sz w:val="32"/>
           <w:szCs w:val="32"/>
-          <w:cs/>
           <w:lang w:val="en-US"/>
         </w:rPr>
       </w:pPr>
@@ -768,112 +767,13 @@
           <w:lang w:val="en-US"/>
         </w:rPr>
         <w:br w:type="page"/>
-      </w:r>
-    </w:p>
-    <w:p>
-      <w:pPr>
-        <w:jc w:val="both"/>
-        <w:rPr>
-          <w:rFonts w:ascii="TH SarabunPSK" w:hAnsi="TH SarabunPSK" w:cs="TH SarabunPSK"/>
-          <w:b/>
-          <w:bCs/>
-          <w:sz w:val="32"/>
-          <w:szCs w:val="32"/>
-          <w:lang w:val="en-US"/>
-        </w:rPr>
-      </w:pPr>
-      <w:r>
-        <w:rPr>
-          <w:rFonts w:ascii="TH SarabunPSK" w:hAnsi="TH SarabunPSK" w:cs="TH SarabunPSK"/>
-          <w:b/>
-          <w:bCs/>
-          <w:sz w:val="32"/>
-          <w:szCs w:val="32"/>
-          <w:cs/>
-          <w:lang w:val="en-US"/>
-        </w:rPr>
-        <w:lastRenderedPageBreak/>
-        <w:t>แบบบัญชีรายชื่อข้าราชการครูและบุคลากรทางการศึกษาโรงเรียนวังน้ำเย็นวิทยาคมที่อนุมัติให้ไปราชการ</w:t>
-      </w:r>
-    </w:p>
-    <w:p>
-      <w:pPr>
-        <w:ind w:rightChars="117" w:right="281"/>
-        <w:jc w:val="center"/>
-        <w:rPr>
-          <w:rFonts w:ascii="TH SarabunPSK" w:hAnsi="TH SarabunPSK" w:cs="TH SarabunPSK"/>
-          <w:sz w:val="32"/>
-          <w:szCs w:val="32"/>
-          <w:lang w:val="en-US"/>
-        </w:rPr>
-      </w:pPr>
-      <w:r>
-        <w:rPr>
-          <w:rFonts w:ascii="TH SarabunPSK" w:hAnsi="TH SarabunPSK" w:cs="TH SarabunPSK"/>
-          <w:sz w:val="32"/>
-          <w:szCs w:val="32"/>
-          <w:lang w:val="en-US"/>
-        </w:rPr>
-        <w:t>{date_range}</w:t>
-      </w:r>
-    </w:p>
-    <w:p>
-      <w:pPr>
-        <w:ind w:rightChars="117" w:right="281"/>
-        <w:jc w:val="center"/>
-        <w:rPr>
-          <w:rFonts w:ascii="TH SarabunPSK" w:hAnsi="TH SarabunPSK" w:cs="TH SarabunPSK"/>
-          <w:sz w:val="32"/>
-          <w:szCs w:val="32"/>
-          <w:lang w:val="en-US"/>
-        </w:rPr>
-      </w:pPr>
-      <w:r>
-        <w:rPr>
-          <w:rFonts w:ascii="TH SarabunPSK" w:hAnsi="TH SarabunPSK" w:cs="TH SarabunPSK"/>
-          <w:sz w:val="32"/>
-          <w:szCs w:val="32"/>
-          <w:cs/>
-          <w:lang w:val="en-US"/>
-        </w:rPr>
-        <w:t xml:space="preserve">ณ </w:t>
-      </w:r>
-      <w:r>
-        <w:rPr>
-          <w:rFonts w:ascii="TH SarabunPSK" w:hAnsi="TH SarabunPSK" w:cs="TH SarabunPSK"/>
-          <w:sz w:val="32"/>
-          <w:szCs w:val="32"/>
-          <w:lang w:val="en-US"/>
-        </w:rPr>
-        <w:t>{location}</w:t>
-      </w:r>
-    </w:p>
-    <w:p>
-      <w:pPr>
-        <w:ind w:rightChars="117" w:right="281"/>
-        <w:jc w:val="center"/>
-        <w:rPr>
-          <w:rFonts w:ascii="TH SarabunPSK" w:hAnsi="TH SarabunPSK" w:cs="TH SarabunPSK"/>
-          <w:sz w:val="32"/>
-          <w:szCs w:val="32"/>
-          <w:lang w:val="en-US"/>
-        </w:rPr>
-      </w:pPr>
-      <w:r>
-        <w:rPr>
-          <w:rFonts w:ascii="TH SarabunPSK" w:hAnsi="TH SarabunPSK" w:cs="TH SarabunPSK"/>
-          <w:sz w:val="32"/>
-          <w:szCs w:val="32"/>
-          <w:lang w:val="en-US"/>
-        </w:rPr>
-        <w:t>****************************************</w:t>
       </w:r>
     </w:p>
     <w:tbl>
       <w:tblPr>
         <w:tblStyle w:val="TableGrid"/>
-        <w:tblW w:w="6794" w:type="dxa"/>
-        <w:tblInd w:w="1457" w:type="dxa"/>
+        <w:tblW w:w="9214" w:type="dxa"/>
+        <w:tblInd w:w="-5" w:type="dxa"/>
         <w:tblBorders>
           <w:top w:val="none" w:sz="0" w:space="0" w:color="auto"/>
           <w:left w:val="none" w:sz="0" w:space="0" w:color="auto"/>
@@ -886,21 +786,152 @@
         <w:tblLook w:val="04A0" w:firstRow="1" w:lastRow="0" w:firstColumn="1" w:lastColumn="0" w:noHBand="0" w:noVBand="1"/>
       </w:tblPr>
       <w:tblGrid>
-        <w:gridCol w:w="425"/>
+        <w:gridCol w:w="1887"/>
         <w:gridCol w:w="3788"/>
-        <w:gridCol w:w="2581"/>
+        <w:gridCol w:w="3539"/>
       </w:tblGrid>
+      <w:tr>
+        <w:trPr>
+          <w:tblHeader/>
+        </w:trPr>
+        <w:tc>
+          <w:tcPr>
+            <w:tcW w:w="9214" w:type="dxa"/>
+            <w:gridSpan w:val="3"/>
+          </w:tcPr>
+          <w:p>
+            <w:pPr>
+              <w:jc w:val="both"/>
+              <w:rPr>
+                <w:rFonts w:ascii="TH SarabunPSK" w:hAnsi="TH SarabunPSK" w:cs="TH SarabunPSK"/>
+                <w:b/>
+                <w:bCs/>
+                <w:sz w:val="32"/>
+                <w:szCs w:val="32"/>
+                <w:lang w:val="en-US"/>
+              </w:rPr>
+            </w:pPr>
+            <w:r>
+              <w:rPr>
+                <w:rFonts w:ascii="TH SarabunPSK" w:hAnsi="TH SarabunPSK" w:cs="TH SarabunPSK"/>
+                <w:b/>
+                <w:bCs/>
+                <w:sz w:val="32"/>
+                <w:szCs w:val="32"/>
+                <w:cs/>
+                <w:lang w:val="en-US"/>
+              </w:rPr>
+              <w:lastRenderedPageBreak/>
+              <w:t>แบบบัญชีรายชื่อข้าราชการครูและบุคลากรทางการศึกษาโรงเรียนวังน้ำเย็นวิทยาคมที่อนุมัติให้ไปราชการ</w:t>
+            </w:r>
+          </w:p>
+          <w:p>
+            <w:pPr>
+              <w:ind w:rightChars="117" w:right="281"/>
+              <w:jc w:val="center"/>
+              <w:rPr>
+                <w:rFonts w:ascii="TH SarabunPSK" w:hAnsi="TH SarabunPSK" w:cs="TH SarabunPSK"/>
+                <w:sz w:val="32"/>
+                <w:szCs w:val="32"/>
+                <w:lang w:val="en-US"/>
+              </w:rPr>
+            </w:pPr>
+            <w:r>
+              <w:rPr>
+                <w:rFonts w:ascii="TH SarabunPSK" w:hAnsi="TH SarabunPSK" w:cs="TH SarabunPSK"/>
+                <w:sz w:val="32"/>
+                <w:szCs w:val="32"/>
+                <w:lang w:val="en-US"/>
+              </w:rPr>
+              <w:t>{</w:t>
+            </w:r>
+            <w:proofErr w:type="spellStart"/>
+            <w:r>
+              <w:rPr>
+                <w:rFonts w:ascii="TH SarabunPSK" w:hAnsi="TH SarabunPSK" w:cs="TH SarabunPSK"/>
+                <w:sz w:val="32"/>
+                <w:szCs w:val="32"/>
+                <w:lang w:val="en-US"/>
+              </w:rPr>
+              <w:t>date_range</w:t>
+            </w:r>
+            <w:proofErr w:type="spellEnd"/>
+            <w:r>
+              <w:rPr>
+                <w:rFonts w:ascii="TH SarabunPSK" w:hAnsi="TH SarabunPSK" w:cs="TH SarabunPSK"/>
+                <w:sz w:val="32"/>
+                <w:szCs w:val="32"/>
+                <w:lang w:val="en-US"/>
+              </w:rPr>
+              <w:t>}</w:t>
+            </w:r>
+          </w:p>
+          <w:p>
+            <w:pPr>
+              <w:ind w:rightChars="117" w:right="281"/>
+              <w:jc w:val="center"/>
+              <w:rPr>
+                <w:rFonts w:ascii="TH SarabunPSK" w:hAnsi="TH SarabunPSK" w:cs="TH SarabunPSK"/>
+                <w:sz w:val="32"/>
+                <w:szCs w:val="32"/>
+                <w:lang w:val="en-US"/>
+              </w:rPr>
+            </w:pPr>
+            <w:r>
+              <w:rPr>
+                <w:rFonts w:ascii="TH SarabunPSK" w:hAnsi="TH SarabunPSK" w:cs="TH SarabunPSK"/>
+                <w:sz w:val="32"/>
+                <w:szCs w:val="32"/>
+                <w:cs/>
+                <w:lang w:val="en-US"/>
+              </w:rPr>
+              <w:t xml:space="preserve">ณ </w:t>
+            </w:r>
+            <w:r>
+              <w:rPr>
+                <w:rFonts w:ascii="TH SarabunPSK" w:hAnsi="TH SarabunPSK" w:cs="TH SarabunPSK"/>
+                <w:sz w:val="32"/>
+                <w:szCs w:val="32"/>
+                <w:lang w:val="en-US"/>
+              </w:rPr>
+              <w:t>{location}</w:t>
+            </w:r>
+          </w:p>
+          <w:p>
+            <w:pPr>
+              <w:ind w:rightChars="117" w:right="281"/>
+              <w:jc w:val="center"/>
+              <w:rPr>
+                <w:rFonts w:ascii="TH SarabunPSK" w:hAnsi="TH SarabunPSK" w:cs="TH SarabunPSK"/>
+                <w:sz w:val="32"/>
+                <w:szCs w:val="32"/>
+                <w:lang w:val="en-US"/>
+              </w:rPr>
+            </w:pPr>
+            <w:r>
+              <w:rPr>
+                <w:rFonts w:ascii="TH SarabunPSK" w:hAnsi="TH SarabunPSK" w:cs="TH SarabunPSK"/>
+                <w:sz w:val="32"/>
+                <w:szCs w:val="32"/>
+                <w:lang w:val="en-US"/>
+              </w:rPr>
+              <w:t>****************************************</w:t>
+            </w:r>
+          </w:p>
+        </w:tc>
+      </w:tr>
       <w:tr>
         <w:tc>
           <w:tcPr>
-            <w:tcW w:w="425" w:type="dxa"/>
+            <w:tcW w:w="1887" w:type="dxa"/>
           </w:tcPr>
           <w:p>
             <w:pPr>
               <w:tabs>
                 <w:tab w:val="left" w:pos="315"/>
               </w:tabs>
-              <w:ind w:rightChars="-62" w:right="-149"/>
+              <w:ind w:rightChars="33" w:right="79"/>
+              <w:jc w:val="right"/>
               <w:rPr>
                 <w:rFonts w:ascii="TH SarabunPSK" w:hAnsi="TH SarabunPSK" w:cs="TH SarabunPSK"/>
                 <w:sz w:val="32"/>
@@ -916,7 +947,27 @@
                 <w:szCs w:val="32"/>
                 <w:lang w:val="en-US"/>
               </w:rPr>
-              <w:t>{#attendees} {i}</w:t>
+              <w:t>{#attendees} {</w:t>
+            </w:r>
+            <w:proofErr w:type="spellStart"/>
+            <w:r>
+              <w:rPr>
+                <w:rFonts w:ascii="TH SarabunPSK" w:hAnsi="TH SarabunPSK" w:cs="TH SarabunPSK"/>
+                <w:sz w:val="32"/>
+                <w:szCs w:val="32"/>
+                <w:lang w:val="en-US"/>
+              </w:rPr>
+              <w:t>i</w:t>
+            </w:r>
+            <w:proofErr w:type="spellEnd"/>
+            <w:r>
+              <w:rPr>
+                <w:rFonts w:ascii="TH SarabunPSK" w:hAnsi="TH SarabunPSK" w:cs="TH SarabunPSK"/>
+                <w:sz w:val="32"/>
+                <w:szCs w:val="32"/>
+                <w:lang w:val="en-US"/>
+              </w:rPr>
+              <w:t>}</w:t>
             </w:r>
           </w:p>
         </w:tc>
@@ -947,7 +998,7 @@
         </w:tc>
         <w:tc>
           <w:tcPr>
-            <w:tcW w:w="2581" w:type="dxa"/>
+            <w:tcW w:w="3539" w:type="dxa"/>
           </w:tcPr>
           <w:p>
             <w:pPr>
